--- a/outputs/reports/Revenue_Decline_Diagnostic.docx
+++ b/outputs/reports/Revenue_Decline_Diagnostic.docx
@@ -12939,7 +12939,7 @@
                 <w:color w:val="27241B"/>
                 <w:sz w:val="16"/>
               </w:rPr>
-              <w:t>KSh 1.51M – KSh 2.16M</w:t>
+              <w:t>KSh 0.28M – KSh 0.40M</w:t>
             </w:r>
           </w:p>
         </w:tc>
@@ -13098,7 +13098,7 @@
                 <w:color w:val="27241B"/>
                 <w:sz w:val="16"/>
               </w:rPr>
-              <w:t>KSh 0.18M</w:t>
+              <w:t>KSh 0.03M</w:t>
             </w:r>
           </w:p>
         </w:tc>
@@ -13253,7 +13253,7 @@
                 <w:color w:val="27241B"/>
                 <w:sz w:val="16"/>
               </w:rPr>
-              <w:t>KSh 0.89M</w:t>
+              <w:t>KSh 0.17M</w:t>
             </w:r>
           </w:p>
         </w:tc>
@@ -13567,7 +13567,7 @@
                 <w:color w:val="27241B"/>
                 <w:sz w:val="16"/>
               </w:rPr>
-              <w:t>KSh 0.49M</w:t>
+              <w:t>KSh 0.09M</w:t>
             </w:r>
           </w:p>
         </w:tc>
